--- a/docs/Короткие_инструкции/docx/A0_Подключение_к_Jetson_Nano.docx
+++ b/docs/Короткие_инструкции/docx/A0_Подключение_к_Jetson_Nano.docx
@@ -43,8 +43,8 @@
           <w:lang w:val="ru-RU"/>
         </w:rPr>
       </w:pPr>
-      <w:bookmarkStart w:id="0" w:name="_Toc6834"/>
-      <w:bookmarkStart w:id="1" w:name="_Toc324705705"/>
+      <w:bookmarkStart w:id="0" w:name="_Toc324705705"/>
+      <w:bookmarkStart w:id="1" w:name="_Toc6834"/>
       <w:bookmarkStart w:id="2" w:name="_Toc28955"/>
       <w:r>
         <w:rPr>
@@ -530,11 +530,22 @@
       <w:r>
         <w:rPr>
           <w:rFonts w:hint="default"/>
+          <w:b/>
+          <w:bCs/>
+          <w:lang w:val="en-US"/>
+        </w:rPr>
+        <w:t xml:space="preserve"> </w:t>
+      </w:r>
+      <w:bookmarkStart w:id="4" w:name="_GoBack"/>
+      <w:bookmarkEnd w:id="4"/>
+      <w:r>
+        <w:rPr>
+          <w:rFonts w:hint="default"/>
           <w:b w:val="0"/>
           <w:bCs w:val="0"/>
           <w:lang w:val="ru-RU"/>
         </w:rPr>
-        <w:t xml:space="preserve"> отображение IP на OLED-дисплее пока не реализовано. Если у вас есть прямой доступ к роботу (монитор+клавиатура), выполните в терминале команду `</w:t>
+        <w:t>Если у вас есть прямой доступ к роботу (монитор+клавиатура), выполните в терминале команду `</w:t>
       </w:r>
       <w:r>
         <w:rPr>
@@ -1151,8 +1162,6 @@
         </w:rPr>
         <w:t>Что дальше?</w:t>
       </w:r>
-      <w:bookmarkStart w:id="4" w:name="_GoBack"/>
-      <w:bookmarkEnd w:id="4"/>
     </w:p>
     <w:p>
       <w:pPr>
